--- a/flyingsquirrel.docx
+++ b/flyingsquirrel.docx
@@ -3054,13 +3054,7 @@
         <w:rPr>
           <w:highlight w:val="none"/>
         </w:rPr>
-        <w:t xml:space="preserve">스</w:t>
-      </w:r>
-      <w:r>
-        <w:rPr>
-          <w:highlight w:val="none"/>
-        </w:rPr>
-        <w:t xml:space="preserve">킬</w:t>
+        <w:t xml:space="preserve">Skill</w:t>
       </w:r>
       <w:r>
         <w:rPr>
@@ -3230,19 +3224,7 @@
         <w:rPr>
           <w:highlight w:val="none"/>
         </w:rPr>
-        <w:t xml:space="preserve">몬</w:t>
-      </w:r>
-      <w:r>
-        <w:rPr>
-          <w:highlight w:val="none"/>
-        </w:rPr>
-        <w:t xml:space="preserve">스</w:t>
-      </w:r>
-      <w:r>
-        <w:rPr>
-          <w:highlight w:val="none"/>
-        </w:rPr>
-        <w:t xml:space="preserve">터</w:t>
+        <w:t xml:space="preserve">Monster</w:t>
       </w:r>
       <w:r>
         <w:rPr>
@@ -3268,13 +3250,7 @@
         <w:rPr>
           <w:highlight w:val="none"/>
         </w:rPr>
-        <w:t xml:space="preserve">생</w:t>
-      </w:r>
-      <w:r>
-        <w:rPr>
-          <w:highlight w:val="none"/>
-        </w:rPr>
-        <w:t xml:space="preserve">쥐</w:t>
+        <w:t xml:space="preserve">Mouse</w:t>
       </w:r>
       <w:r>
         <w:rPr>
@@ -3417,19 +3393,7 @@
         <w:rPr>
           <w:highlight w:val="none"/>
         </w:rPr>
-        <w:t xml:space="preserve">바</w:t>
-      </w:r>
-      <w:r>
-        <w:rPr>
-          <w:highlight w:val="none"/>
-        </w:rPr>
-        <w:t xml:space="preserve">선</w:t>
-      </w:r>
-      <w:r>
-        <w:rPr>
-          <w:highlight w:val="none"/>
-        </w:rPr>
-        <w:t xml:space="preserve">생</w:t>
+        <w:t xml:space="preserve">Cockroach</w:t>
       </w:r>
       <w:r>
         <w:rPr>
@@ -3651,41 +3615,2063 @@
         <w:rPr>
           <w:highlight w:val="none"/>
         </w:rPr>
+        <w:t xml:space="preserve">Interactive Object</w:t>
+      </w:r>
+      <w:r>
+        <w:rPr>
+          <w:highlight w:val="none"/>
+        </w:rPr>
+      </w:r>
+    </w:p>
+    <w:p>
+      <w:pPr>
+        <w:pStyle w:val="668"/>
+        <w:numPr>
+          <w:ilvl w:val="1"/>
+          <w:numId w:val="1"/>
+        </w:numPr>
+        <w:pBdr/>
+        <w:spacing/>
+        <w:ind/>
+        <w:rPr>
+          <w:highlight w:val="none"/>
+        </w:rPr>
+      </w:pPr>
+      <w:r>
+        <w:rPr>
+          <w:highlight w:val="none"/>
+        </w:rPr>
+      </w:r>
+      <w:r>
+        <w:rPr>
+          <w:highlight w:val="none"/>
+        </w:rPr>
+        <w:t xml:space="preserve">나</w:t>
+      </w:r>
+      <w:r>
+        <w:rPr>
+          <w:highlight w:val="none"/>
+        </w:rPr>
+        <w:t xml:space="preserve">무</w:t>
+      </w:r>
+      <w:r>
+        <w:rPr>
+          <w:highlight w:val="none"/>
+        </w:rPr>
+      </w:r>
+    </w:p>
+    <w:p>
+      <w:pPr>
+        <w:pStyle w:val="668"/>
+        <w:numPr>
+          <w:ilvl w:val="2"/>
+          <w:numId w:val="1"/>
+        </w:numPr>
+        <w:pBdr/>
+        <w:spacing/>
+        <w:ind/>
+        <w:rPr>
+          <w:highlight w:val="none"/>
+        </w:rPr>
+      </w:pPr>
+      <w:r>
+        <w:rPr>
+          <w:highlight w:val="none"/>
+        </w:rPr>
+        <w:t xml:space="preserve">PC( Playable Character )</w:t>
+      </w:r>
+      <w:r>
+        <w:rPr>
+          <w:highlight w:val="none"/>
+        </w:rPr>
+        <w:t xml:space="preserve">가 </w:t>
+      </w:r>
+      <w:r>
+        <w:rPr>
+          <w:highlight w:val="none"/>
+        </w:rPr>
+        <w:t xml:space="preserve">기</w:t>
+      </w:r>
+      <w:r>
+        <w:rPr>
+          <w:highlight w:val="none"/>
+        </w:rPr>
+        <w:t xml:space="preserve">둥</w:t>
+      </w:r>
+      <w:r>
+        <w:rPr>
+          <w:highlight w:val="none"/>
+        </w:rPr>
+        <w:t xml:space="preserve">에 </w:t>
+      </w:r>
+      <w:r>
+        <w:rPr>
+          <w:highlight w:val="none"/>
+        </w:rPr>
+        <w:t xml:space="preserve">매</w:t>
+      </w:r>
+      <w:r>
+        <w:rPr>
+          <w:highlight w:val="none"/>
+        </w:rPr>
+        <w:t xml:space="preserve">달</w:t>
+      </w:r>
+      <w:r>
+        <w:rPr>
+          <w:highlight w:val="none"/>
+        </w:rPr>
+        <w:t xml:space="preserve">려 </w:t>
+      </w:r>
+      <w:r>
+        <w:rPr>
+          <w:highlight w:val="none"/>
+        </w:rPr>
+        <w:t xml:space="preserve">나</w:t>
+      </w:r>
+      <w:r>
+        <w:rPr>
+          <w:highlight w:val="none"/>
+        </w:rPr>
+        <w:t xml:space="preserve">무</w:t>
+      </w:r>
+      <w:r>
+        <w:rPr>
+          <w:highlight w:val="none"/>
+        </w:rPr>
+        <w:t xml:space="preserve">를 </w:t>
+      </w:r>
+      <w:r>
+        <w:rPr>
+          <w:highlight w:val="none"/>
+        </w:rPr>
+        <w:t xml:space="preserve">중</w:t>
+      </w:r>
+      <w:r>
+        <w:rPr>
+          <w:highlight w:val="none"/>
+        </w:rPr>
+        <w:t xml:space="preserve">심</w:t>
+      </w:r>
+      <w:r>
+        <w:rPr>
+          <w:highlight w:val="none"/>
+        </w:rPr>
+        <w:t xml:space="preserve">으</w:t>
+      </w:r>
+      <w:r>
+        <w:rPr>
+          <w:highlight w:val="none"/>
+        </w:rPr>
+        <w:t xml:space="preserve">로 </w:t>
+      </w:r>
+      <w:r>
+        <w:rPr>
+          <w:highlight w:val="none"/>
+        </w:rPr>
+        <w:t xml:space="preserve">이</w:t>
+      </w:r>
+      <w:r>
+        <w:rPr>
+          <w:highlight w:val="none"/>
+        </w:rPr>
+        <w:t xml:space="preserve">동</w:t>
+      </w:r>
+      <w:r>
+        <w:rPr>
+          <w:highlight w:val="none"/>
+        </w:rPr>
+        <w:t xml:space="preserve">할 </w:t>
+      </w:r>
+      <w:r>
+        <w:rPr>
+          <w:highlight w:val="none"/>
+        </w:rPr>
+        <w:t xml:space="preserve">수 </w:t>
+      </w:r>
+      <w:r>
+        <w:rPr>
+          <w:highlight w:val="none"/>
+        </w:rPr>
+        <w:t xml:space="preserve">있</w:t>
+      </w:r>
+      <w:r>
+        <w:rPr>
+          <w:highlight w:val="none"/>
+        </w:rPr>
+        <w:t xml:space="preserve">다.</w:t>
+      </w:r>
+      <w:r>
+        <w:rPr>
+          <w:highlight w:val="none"/>
+        </w:rPr>
+      </w:r>
+    </w:p>
+    <w:p>
+      <w:pPr>
+        <w:pStyle w:val="668"/>
+        <w:numPr>
+          <w:ilvl w:val="2"/>
+          <w:numId w:val="1"/>
+        </w:numPr>
+        <w:pBdr/>
+        <w:spacing/>
+        <w:ind/>
+        <w:rPr>
+          <w:highlight w:val="none"/>
+        </w:rPr>
+      </w:pPr>
+      <w:r>
+        <w:rPr>
+          <w:highlight w:val="none"/>
+        </w:rPr>
+      </w:r>
+      <w:r>
+        <w:rPr>
+          <w:highlight w:val="none"/>
+        </w:rPr>
+        <w:t xml:space="preserve">나</w:t>
+      </w:r>
+      <w:r>
+        <w:rPr>
+          <w:highlight w:val="none"/>
+        </w:rPr>
+        <w:t xml:space="preserve">뭇</w:t>
+      </w:r>
+      <w:r>
+        <w:rPr>
+          <w:highlight w:val="none"/>
+        </w:rPr>
+        <w:t xml:space="preserve">가</w:t>
+      </w:r>
+      <w:r>
+        <w:rPr>
+          <w:highlight w:val="none"/>
+        </w:rPr>
+        <w:t xml:space="preserve">지</w:t>
+      </w:r>
+      <w:r>
+        <w:rPr>
+          <w:highlight w:val="none"/>
+        </w:rPr>
+        <w:t xml:space="preserve">로 </w:t>
+      </w:r>
+      <w:r>
+        <w:rPr>
+          <w:highlight w:val="none"/>
+        </w:rPr>
+        <w:t xml:space="preserve">가</w:t>
+      </w:r>
+      <w:r>
+        <w:rPr>
+          <w:highlight w:val="none"/>
+        </w:rPr>
+        <w:t xml:space="preserve">면 </w:t>
+      </w:r>
+      <w:r>
+        <w:rPr>
+          <w:highlight w:val="none"/>
+        </w:rPr>
+        <w:t xml:space="preserve">나</w:t>
+      </w:r>
+      <w:r>
+        <w:rPr>
+          <w:highlight w:val="none"/>
+        </w:rPr>
+        <w:t xml:space="preserve">뭇</w:t>
+      </w:r>
+      <w:r>
+        <w:rPr>
+          <w:highlight w:val="none"/>
+        </w:rPr>
+        <w:t xml:space="preserve">가</w:t>
+      </w:r>
+      <w:r>
+        <w:rPr>
+          <w:highlight w:val="none"/>
+        </w:rPr>
+        <w:t xml:space="preserve">지</w:t>
+      </w:r>
+      <w:r>
+        <w:rPr>
+          <w:highlight w:val="none"/>
+        </w:rPr>
+        <w:t xml:space="preserve">에 </w:t>
+      </w:r>
+      <w:r>
+        <w:rPr>
+          <w:highlight w:val="none"/>
+        </w:rPr>
+        <w:t xml:space="preserve">매</w:t>
+      </w:r>
+      <w:r>
+        <w:rPr>
+          <w:highlight w:val="none"/>
+        </w:rPr>
+        <w:t xml:space="preserve">달</w:t>
+      </w:r>
+      <w:r>
+        <w:rPr>
+          <w:highlight w:val="none"/>
+        </w:rPr>
+        <w:t xml:space="preserve">리</w:t>
+      </w:r>
+      <w:r>
+        <w:rPr>
+          <w:highlight w:val="none"/>
+        </w:rPr>
+        <w:t xml:space="preserve">게 </w:t>
+      </w:r>
+      <w:r>
+        <w:rPr>
+          <w:highlight w:val="none"/>
+        </w:rPr>
+        <w:t xml:space="preserve">되</w:t>
+      </w:r>
+      <w:r>
+        <w:rPr>
+          <w:highlight w:val="none"/>
+        </w:rPr>
+        <w:t xml:space="preserve">고, </w:t>
+      </w:r>
+      <w:r>
+        <w:rPr>
+          <w:highlight w:val="none"/>
+        </w:rPr>
+        <w:t xml:space="preserve">반</w:t>
+      </w:r>
+      <w:r>
+        <w:rPr>
+          <w:highlight w:val="none"/>
+        </w:rPr>
+        <w:t xml:space="preserve">대</w:t>
+      </w:r>
+      <w:r>
+        <w:rPr>
+          <w:highlight w:val="none"/>
+        </w:rPr>
+        <w:t xml:space="preserve">로 </w:t>
+      </w:r>
+      <w:r>
+        <w:rPr>
+          <w:highlight w:val="none"/>
+        </w:rPr>
+        <w:t xml:space="preserve">나</w:t>
+      </w:r>
+      <w:r>
+        <w:rPr>
+          <w:highlight w:val="none"/>
+        </w:rPr>
+        <w:t xml:space="preserve">뭇</w:t>
+      </w:r>
+      <w:r>
+        <w:rPr>
+          <w:highlight w:val="none"/>
+        </w:rPr>
+        <w:t xml:space="preserve">가</w:t>
+      </w:r>
+      <w:r>
+        <w:rPr>
+          <w:highlight w:val="none"/>
+        </w:rPr>
+        <w:t xml:space="preserve">지</w:t>
+      </w:r>
+      <w:r>
+        <w:rPr>
+          <w:highlight w:val="none"/>
+        </w:rPr>
+        <w:t xml:space="preserve">에 </w:t>
+      </w:r>
+      <w:r>
+        <w:rPr>
+          <w:highlight w:val="none"/>
+        </w:rPr>
+        <w:t xml:space="preserve">있</w:t>
+      </w:r>
+      <w:r>
+        <w:rPr>
+          <w:highlight w:val="none"/>
+        </w:rPr>
+        <w:t xml:space="preserve">다</w:t>
+      </w:r>
+      <w:r>
+        <w:rPr>
+          <w:highlight w:val="none"/>
+        </w:rPr>
+        <w:t xml:space="preserve">가 </w:t>
+      </w:r>
+      <w:r>
+        <w:rPr>
+          <w:highlight w:val="none"/>
+        </w:rPr>
+        <w:t xml:space="preserve">기</w:t>
+      </w:r>
+      <w:r>
+        <w:rPr>
+          <w:highlight w:val="none"/>
+        </w:rPr>
+        <w:t xml:space="preserve">둥</w:t>
+      </w:r>
+      <w:r>
+        <w:rPr>
+          <w:highlight w:val="none"/>
+        </w:rPr>
+        <w:t xml:space="preserve">으</w:t>
+      </w:r>
+      <w:r>
+        <w:rPr>
+          <w:highlight w:val="none"/>
+        </w:rPr>
+        <w:t xml:space="preserve">로 </w:t>
+      </w:r>
+      <w:r>
+        <w:rPr>
+          <w:highlight w:val="none"/>
+        </w:rPr>
+        <w:t xml:space="preserve">가</w:t>
+      </w:r>
+      <w:r>
+        <w:rPr>
+          <w:highlight w:val="none"/>
+        </w:rPr>
+        <w:t xml:space="preserve">면 </w:t>
+      </w:r>
+      <w:r>
+        <w:rPr>
+          <w:highlight w:val="none"/>
+        </w:rPr>
+        <w:t xml:space="preserve">기</w:t>
+      </w:r>
+      <w:r>
+        <w:rPr>
+          <w:highlight w:val="none"/>
+        </w:rPr>
+        <w:t xml:space="preserve">둥</w:t>
+      </w:r>
+      <w:r>
+        <w:rPr>
+          <w:highlight w:val="none"/>
+        </w:rPr>
+        <w:t xml:space="preserve">에 </w:t>
+      </w:r>
+      <w:r>
+        <w:rPr>
+          <w:highlight w:val="none"/>
+        </w:rPr>
+        <w:t xml:space="preserve">붙</w:t>
+      </w:r>
+      <w:r>
+        <w:rPr>
+          <w:highlight w:val="none"/>
+        </w:rPr>
+        <w:t xml:space="preserve">게 </w:t>
+      </w:r>
+      <w:r>
+        <w:rPr>
+          <w:highlight w:val="none"/>
+        </w:rPr>
+        <w:t xml:space="preserve">된</w:t>
+      </w:r>
+      <w:r>
+        <w:rPr>
+          <w:highlight w:val="none"/>
+        </w:rPr>
+        <w:t xml:space="preserve">다.</w:t>
+      </w:r>
+      <w:r>
+        <w:rPr>
+          <w:highlight w:val="none"/>
+        </w:rPr>
+      </w:r>
+    </w:p>
+    <w:p>
+      <w:pPr>
+        <w:pStyle w:val="668"/>
+        <w:numPr>
+          <w:ilvl w:val="2"/>
+          <w:numId w:val="1"/>
+        </w:numPr>
+        <w:pBdr/>
+        <w:spacing/>
+        <w:ind/>
+        <w:rPr>
+          <w:highlight w:val="none"/>
+        </w:rPr>
+      </w:pPr>
+      <w:r>
+        <w:rPr>
+          <w:highlight w:val="none"/>
+        </w:rPr>
+        <w:t xml:space="preserve">나</w:t>
+      </w:r>
+      <w:r>
+        <w:rPr>
+          <w:highlight w:val="none"/>
+        </w:rPr>
+        <w:t xml:space="preserve">뭇</w:t>
+      </w:r>
+      <w:r>
+        <w:rPr>
+          <w:highlight w:val="none"/>
+        </w:rPr>
+        <w:t xml:space="preserve">가</w:t>
+      </w:r>
+      <w:r>
+        <w:rPr>
+          <w:highlight w:val="none"/>
+        </w:rPr>
+        <w:t xml:space="preserve">지</w:t>
+      </w:r>
+      <w:r>
+        <w:rPr>
+          <w:highlight w:val="none"/>
+        </w:rPr>
+        <w:t xml:space="preserve">에 </w:t>
+      </w:r>
+      <w:r>
+        <w:rPr>
+          <w:highlight w:val="none"/>
+        </w:rPr>
+        <w:t xml:space="preserve">있</w:t>
+      </w:r>
+      <w:r>
+        <w:rPr>
+          <w:highlight w:val="none"/>
+        </w:rPr>
+        <w:t xml:space="preserve">으</w:t>
+      </w:r>
+      <w:r>
+        <w:rPr>
+          <w:highlight w:val="none"/>
+        </w:rPr>
+        <w:t xml:space="preserve">면 </w:t>
+      </w:r>
+      <w:r>
+        <w:rPr>
+          <w:highlight w:val="none"/>
+        </w:rPr>
+        <w:t xml:space="preserve">항</w:t>
+      </w:r>
+      <w:r>
+        <w:rPr>
+          <w:highlight w:val="none"/>
+        </w:rPr>
+        <w:t xml:space="preserve">상 PC</w:t>
+      </w:r>
+      <w:r>
+        <w:rPr>
+          <w:highlight w:val="none"/>
+        </w:rPr>
+        <w:t xml:space="preserve">의 </w:t>
+      </w:r>
+      <w:r>
+        <w:rPr>
+          <w:highlight w:val="none"/>
+        </w:rPr>
+        <w:t xml:space="preserve">배(belly)</w:t>
+      </w:r>
+      <w:r>
+        <w:rPr>
+          <w:highlight w:val="none"/>
+        </w:rPr>
+        <w:t xml:space="preserve">면</w:t>
+      </w:r>
+      <w:r>
+        <w:rPr>
+          <w:highlight w:val="none"/>
+        </w:rPr>
+        <w:t xml:space="preserve">이 </w:t>
+      </w:r>
+      <w:r>
+        <w:rPr>
+          <w:highlight w:val="none"/>
+        </w:rPr>
+        <w:t xml:space="preserve">아</w:t>
+      </w:r>
+      <w:r>
+        <w:rPr>
+          <w:highlight w:val="none"/>
+        </w:rPr>
+        <w:t xml:space="preserve">래</w:t>
+      </w:r>
+      <w:r>
+        <w:rPr>
+          <w:highlight w:val="none"/>
+        </w:rPr>
+        <w:t xml:space="preserve">로 </w:t>
+      </w:r>
+      <w:r>
+        <w:rPr>
+          <w:highlight w:val="none"/>
+        </w:rPr>
+        <w:t xml:space="preserve">향</w:t>
+      </w:r>
+      <w:r>
+        <w:rPr>
+          <w:highlight w:val="none"/>
+        </w:rPr>
+        <w:t xml:space="preserve">하</w:t>
+      </w:r>
+      <w:r>
+        <w:rPr>
+          <w:highlight w:val="none"/>
+        </w:rPr>
+        <w:t xml:space="preserve">게</w:t>
+      </w:r>
+      <w:r>
+        <w:rPr>
+          <w:highlight w:val="none"/>
+        </w:rPr>
+        <w:t xml:space="preserve">만 </w:t>
+      </w:r>
+      <w:r>
+        <w:rPr>
+          <w:highlight w:val="none"/>
+        </w:rPr>
+        <w:t xml:space="preserve">있</w:t>
+      </w:r>
+      <w:r>
+        <w:rPr>
+          <w:highlight w:val="none"/>
+        </w:rPr>
+        <w:t xml:space="preserve">을 </w:t>
+      </w:r>
+      <w:r>
+        <w:rPr>
+          <w:highlight w:val="none"/>
+        </w:rPr>
+        <w:t xml:space="preserve">수 </w:t>
+      </w:r>
+      <w:r>
+        <w:rPr>
+          <w:highlight w:val="none"/>
+        </w:rPr>
+        <w:t xml:space="preserve">있</w:t>
+      </w:r>
+      <w:r>
+        <w:rPr>
+          <w:highlight w:val="none"/>
+        </w:rPr>
+        <w:t xml:space="preserve">다. </w:t>
+      </w:r>
+      <w:r>
+        <w:rPr>
+          <w:highlight w:val="none"/>
+        </w:rPr>
+        <w:t xml:space="preserve">나</w:t>
+      </w:r>
+      <w:r>
+        <w:rPr>
+          <w:highlight w:val="none"/>
+        </w:rPr>
+        <w:t xml:space="preserve">뭇</w:t>
+      </w:r>
+      <w:r>
+        <w:rPr>
+          <w:highlight w:val="none"/>
+        </w:rPr>
+        <w:t xml:space="preserve">가</w:t>
+      </w:r>
+      <w:r>
+        <w:rPr>
+          <w:highlight w:val="none"/>
+        </w:rPr>
+        <w:t xml:space="preserve">지</w:t>
+      </w:r>
+      <w:r>
+        <w:rPr>
+          <w:highlight w:val="none"/>
+        </w:rPr>
+        <w:t xml:space="preserve">가 </w:t>
+      </w:r>
+      <w:r>
+        <w:rPr>
+          <w:highlight w:val="none"/>
+        </w:rPr>
+        <w:t xml:space="preserve">뻗</w:t>
+      </w:r>
+      <w:r>
+        <w:rPr>
+          <w:highlight w:val="none"/>
+        </w:rPr>
+        <w:t xml:space="preserve">어</w:t>
+      </w:r>
+      <w:r>
+        <w:rPr>
+          <w:highlight w:val="none"/>
+        </w:rPr>
+        <w:t xml:space="preserve">나</w:t>
+      </w:r>
+      <w:r>
+        <w:rPr>
+          <w:highlight w:val="none"/>
+        </w:rPr>
+        <w:t xml:space="preserve">간 </w:t>
+      </w:r>
+      <w:r>
+        <w:rPr>
+          <w:highlight w:val="none"/>
+        </w:rPr>
+        <w:t xml:space="preserve">방</w:t>
+      </w:r>
+      <w:r>
+        <w:rPr>
+          <w:highlight w:val="none"/>
+        </w:rPr>
+        <w:t xml:space="preserve">향</w:t>
+      </w:r>
+      <w:r>
+        <w:rPr>
+          <w:highlight w:val="none"/>
+        </w:rPr>
+        <w:t xml:space="preserve">으</w:t>
+      </w:r>
+      <w:r>
+        <w:rPr>
+          <w:highlight w:val="none"/>
+        </w:rPr>
+        <w:t xml:space="preserve">로</w:t>
+      </w:r>
+      <w:r>
+        <w:rPr>
+          <w:highlight w:val="none"/>
+        </w:rPr>
+        <w:t xml:space="preserve">만 </w:t>
+      </w:r>
+      <w:r>
+        <w:rPr>
+          <w:highlight w:val="none"/>
+        </w:rPr>
+        <w:t xml:space="preserve">이</w:t>
+      </w:r>
+      <w:r>
+        <w:rPr>
+          <w:highlight w:val="none"/>
+        </w:rPr>
+        <w:t xml:space="preserve">동</w:t>
+      </w:r>
+      <w:r>
+        <w:rPr>
+          <w:highlight w:val="none"/>
+        </w:rPr>
+        <w:t xml:space="preserve">할 </w:t>
+      </w:r>
+      <w:r>
+        <w:rPr>
+          <w:highlight w:val="none"/>
+        </w:rPr>
+        <w:t xml:space="preserve">수 </w:t>
+      </w:r>
+      <w:r>
+        <w:rPr>
+          <w:highlight w:val="none"/>
+        </w:rPr>
+        <w:t xml:space="preserve">있</w:t>
+      </w:r>
+      <w:r>
+        <w:rPr>
+          <w:highlight w:val="none"/>
+        </w:rPr>
+        <w:t xml:space="preserve">다.</w:t>
+      </w:r>
+      <w:r>
+        <w:rPr>
+          <w:highlight w:val="none"/>
+        </w:rPr>
+      </w:r>
+      <w:r>
+        <w:rPr>
+          <w:highlight w:val="none"/>
+        </w:rPr>
+      </w:r>
+    </w:p>
+    <w:p>
+      <w:pPr>
+        <w:pStyle w:val="668"/>
+        <w:numPr>
+          <w:ilvl w:val="0"/>
+          <w:numId w:val="1"/>
+        </w:numPr>
+        <w:pBdr/>
+        <w:spacing/>
+        <w:ind/>
+        <w:rPr>
+          <w:highlight w:val="none"/>
+        </w:rPr>
+      </w:pPr>
+      <w:r>
+        <w:rPr>
+          <w:highlight w:val="none"/>
+        </w:rPr>
+        <w:t xml:space="preserve">Level Design</w:t>
+      </w:r>
+      <w:r>
+        <w:rPr>
+          <w:highlight w:val="none"/>
+        </w:rPr>
+      </w:r>
+    </w:p>
+    <w:p>
+      <w:pPr>
+        <w:pStyle w:val="668"/>
+        <w:numPr>
+          <w:ilvl w:val="1"/>
+          <w:numId w:val="1"/>
+        </w:numPr>
+        <w:pBdr/>
+        <w:spacing/>
+        <w:ind/>
+        <w:rPr>
+          <w:highlight w:val="none"/>
+        </w:rPr>
+      </w:pPr>
+      <w:r>
+        <w:rPr>
+          <w:highlight w:val="none"/>
+        </w:rPr>
+        <w:t xml:space="preserve">눈 </w:t>
+      </w:r>
+      <w:r>
+        <w:rPr>
+          <w:highlight w:val="none"/>
+        </w:rPr>
+        <w:t xml:space="preserve">덮</w:t>
+      </w:r>
+      <w:r>
+        <w:rPr>
+          <w:highlight w:val="none"/>
+        </w:rPr>
+        <w:t xml:space="preserve">인 </w:t>
+      </w:r>
+      <w:r>
+        <w:rPr>
+          <w:highlight w:val="none"/>
+        </w:rPr>
+        <w:t xml:space="preserve">설</w:t>
+      </w:r>
+      <w:r>
+        <w:rPr>
+          <w:highlight w:val="none"/>
+        </w:rPr>
+        <w:t xml:space="preserve">원</w:t>
+      </w:r>
+      <w:r>
+        <w:rPr>
+          <w:highlight w:val="none"/>
+        </w:rPr>
+      </w:r>
+    </w:p>
+    <w:p>
+      <w:pPr>
+        <w:pStyle w:val="668"/>
+        <w:numPr>
+          <w:ilvl w:val="2"/>
+          <w:numId w:val="1"/>
+        </w:numPr>
+        <w:pBdr/>
+        <w:spacing/>
+        <w:ind/>
+        <w:rPr>
+          <w:highlight w:val="none"/>
+        </w:rPr>
+      </w:pPr>
+      <w:r>
+        <w:rPr>
+          <w:highlight w:val="none"/>
+        </w:rPr>
+        <w:t xml:space="preserve">시</w:t>
+      </w:r>
+      <w:r>
+        <w:rPr>
+          <w:highlight w:val="none"/>
+        </w:rPr>
+        <w:t xml:space="preserve">작 </w:t>
+      </w:r>
+      <w:r>
+        <w:rPr>
+          <w:highlight w:val="none"/>
+        </w:rPr>
+        <w:t xml:space="preserve">지</w:t>
+      </w:r>
+      <w:r>
+        <w:rPr>
+          <w:highlight w:val="none"/>
+        </w:rPr>
+        <w:t xml:space="preserve">역</w:t>
+      </w:r>
+      <w:r>
+        <w:rPr>
+          <w:highlight w:val="none"/>
+        </w:rPr>
+      </w:r>
+    </w:p>
+    <w:p>
+      <w:pPr>
+        <w:pStyle w:val="668"/>
+        <w:numPr>
+          <w:ilvl w:val="2"/>
+          <w:numId w:val="1"/>
+        </w:numPr>
+        <w:pBdr/>
+        <w:spacing/>
+        <w:ind/>
+        <w:rPr>
+          <w:highlight w:val="none"/>
+        </w:rPr>
+      </w:pPr>
+      <w:r>
+        <w:rPr>
+          <w:highlight w:val="none"/>
+        </w:rPr>
+        <w:t xml:space="preserve">눈</w:t>
+      </w:r>
+      <w:r>
+        <w:rPr>
+          <w:highlight w:val="none"/>
+        </w:rPr>
+        <w:t xml:space="preserve">덮</w:t>
+      </w:r>
+      <w:r>
+        <w:rPr>
+          <w:highlight w:val="none"/>
+        </w:rPr>
+        <w:t xml:space="preserve">인 </w:t>
+      </w:r>
+      <w:r>
+        <w:rPr>
+          <w:highlight w:val="none"/>
+        </w:rPr>
+        <w:t xml:space="preserve">소</w:t>
+      </w:r>
+      <w:r>
+        <w:rPr>
+          <w:highlight w:val="none"/>
+        </w:rPr>
+        <w:t xml:space="preserve">나</w:t>
+      </w:r>
+      <w:r>
+        <w:rPr>
+          <w:highlight w:val="none"/>
+        </w:rPr>
+        <w:t xml:space="preserve">무</w:t>
+      </w:r>
+      <w:r>
+        <w:rPr>
+          <w:highlight w:val="none"/>
+        </w:rPr>
+        <w:t xml:space="preserve">로 </w:t>
+      </w:r>
+      <w:r>
+        <w:rPr>
+          <w:highlight w:val="none"/>
+        </w:rPr>
+        <w:t xml:space="preserve">이</w:t>
+      </w:r>
+      <w:r>
+        <w:rPr>
+          <w:highlight w:val="none"/>
+        </w:rPr>
+        <w:t xml:space="preserve">루</w:t>
+      </w:r>
+      <w:r>
+        <w:rPr>
+          <w:highlight w:val="none"/>
+        </w:rPr>
+        <w:t xml:space="preserve">어</w:t>
+      </w:r>
+      <w:r>
+        <w:rPr>
+          <w:highlight w:val="none"/>
+        </w:rPr>
+        <w:t xml:space="preserve">진 </w:t>
+      </w:r>
+      <w:r>
+        <w:rPr>
+          <w:highlight w:val="none"/>
+        </w:rPr>
+        <w:t xml:space="preserve">소</w:t>
+      </w:r>
+      <w:r>
+        <w:rPr>
+          <w:highlight w:val="none"/>
+        </w:rPr>
+        <w:t xml:space="preserve">나</w:t>
+      </w:r>
+      <w:r>
+        <w:rPr>
+          <w:highlight w:val="none"/>
+        </w:rPr>
+        <w:t xml:space="preserve">무 </w:t>
+      </w:r>
+      <w:r>
+        <w:rPr>
+          <w:highlight w:val="none"/>
+        </w:rPr>
+        <w:t xml:space="preserve">숲</w:t>
+      </w:r>
+      <w:r>
+        <w:rPr>
+          <w:highlight w:val="none"/>
+        </w:rPr>
+        <w:t xml:space="preserve">이 </w:t>
+      </w:r>
+      <w:r>
+        <w:rPr>
+          <w:highlight w:val="none"/>
+        </w:rPr>
+        <w:t xml:space="preserve">무</w:t>
+      </w:r>
+      <w:r>
+        <w:rPr>
+          <w:highlight w:val="none"/>
+        </w:rPr>
+        <w:t xml:space="preserve">대</w:t>
+      </w:r>
+      <w:r>
+        <w:rPr>
+          <w:highlight w:val="none"/>
+        </w:rPr>
+        <w:t xml:space="preserve">이</w:t>
+      </w:r>
+      <w:r>
+        <w:rPr>
+          <w:highlight w:val="none"/>
+        </w:rPr>
+        <w:t xml:space="preserve">고, </w:t>
+      </w:r>
+      <w:r>
+        <w:rPr>
+          <w:highlight w:val="none"/>
+        </w:rPr>
+        <w:t xml:space="preserve">시</w:t>
+      </w:r>
+      <w:r>
+        <w:rPr>
+          <w:highlight w:val="none"/>
+        </w:rPr>
+        <w:t xml:space="preserve">간</w:t>
+      </w:r>
+      <w:r>
+        <w:rPr>
+          <w:highlight w:val="none"/>
+        </w:rPr>
+        <w:t xml:space="preserve">상 </w:t>
+      </w:r>
+      <w:r>
+        <w:rPr>
+          <w:highlight w:val="none"/>
+        </w:rPr>
+        <w:t xml:space="preserve">겨</w:t>
+      </w:r>
+      <w:r>
+        <w:rPr>
+          <w:highlight w:val="none"/>
+        </w:rPr>
+        <w:t xml:space="preserve">울</w:t>
+      </w:r>
+      <w:r>
+        <w:rPr>
+          <w:highlight w:val="none"/>
+        </w:rPr>
+        <w:t xml:space="preserve">이</w:t>
+      </w:r>
+      <w:r>
+        <w:rPr>
+          <w:highlight w:val="none"/>
+        </w:rPr>
+        <w:t xml:space="preserve">다.</w:t>
+      </w:r>
+      <w:r>
+        <w:rPr>
+          <w:highlight w:val="none"/>
+        </w:rPr>
+      </w:r>
+      <w:r>
+        <w:rPr>
+          <w:highlight w:val="none"/>
+        </w:rPr>
+      </w:r>
+    </w:p>
+    <w:p>
+      <w:pPr>
+        <w:pStyle w:val="668"/>
+        <w:numPr>
+          <w:ilvl w:val="2"/>
+          <w:numId w:val="1"/>
+        </w:numPr>
+        <w:pBdr/>
+        <w:spacing/>
+        <w:ind/>
+        <w:rPr>
+          <w:highlight w:val="none"/>
+        </w:rPr>
+      </w:pPr>
+      <w:r>
+        <w:rPr>
+          <w:highlight w:val="none"/>
+        </w:rPr>
+        <w:t xml:space="preserve">주</w:t>
+      </w:r>
+      <w:r>
+        <w:rPr>
+          <w:highlight w:val="none"/>
+        </w:rPr>
+        <w:t xml:space="preserve">인</w:t>
+      </w:r>
+      <w:r>
+        <w:rPr>
+          <w:highlight w:val="none"/>
+        </w:rPr>
+        <w:t xml:space="preserve">공 </w:t>
+      </w:r>
+      <w:r>
+        <w:rPr>
+          <w:highlight w:val="none"/>
+        </w:rPr>
+        <w:t xml:space="preserve">하</w:t>
+      </w:r>
+      <w:r>
+        <w:rPr>
+          <w:highlight w:val="none"/>
+        </w:rPr>
+        <w:t xml:space="preserve">늘</w:t>
+      </w:r>
+      <w:r>
+        <w:rPr>
+          <w:highlight w:val="none"/>
+        </w:rPr>
+        <w:t xml:space="preserve">다</w:t>
+      </w:r>
+      <w:r>
+        <w:rPr>
+          <w:highlight w:val="none"/>
+        </w:rPr>
+        <w:t xml:space="preserve">람</w:t>
+      </w:r>
+      <w:r>
+        <w:rPr>
+          <w:highlight w:val="none"/>
+        </w:rPr>
+        <w:t xml:space="preserve">쥐</w:t>
+      </w:r>
+      <w:r>
+        <w:rPr>
+          <w:highlight w:val="none"/>
+        </w:rPr>
+        <w:t xml:space="preserve">가 </w:t>
+      </w:r>
+      <w:r>
+        <w:rPr>
+          <w:highlight w:val="none"/>
+        </w:rPr>
+        <w:t xml:space="preserve">눈</w:t>
+      </w:r>
+      <w:r>
+        <w:rPr>
+          <w:highlight w:val="none"/>
+        </w:rPr>
+        <w:t xml:space="preserve">덮</w:t>
+      </w:r>
+      <w:r>
+        <w:rPr>
+          <w:highlight w:val="none"/>
+        </w:rPr>
+        <w:t xml:space="preserve">인 </w:t>
+      </w:r>
+      <w:r>
+        <w:rPr>
+          <w:highlight w:val="none"/>
+        </w:rPr>
+      </w:r>
+      <w:r>
+        <w:rPr>
+          <w:highlight w:val="none"/>
+        </w:rPr>
+        <w:t xml:space="preserve">소</w:t>
+      </w:r>
+      <w:r>
+        <w:rPr>
+          <w:highlight w:val="none"/>
+        </w:rPr>
+        <w:t xml:space="preserve">나</w:t>
+      </w:r>
+      <w:r>
+        <w:rPr>
+          <w:highlight w:val="none"/>
+        </w:rPr>
+        <w:t xml:space="preserve">무</w:t>
+      </w:r>
+      <w:r>
+        <w:rPr>
+          <w:highlight w:val="none"/>
+        </w:rPr>
+        <w:t xml:space="preserve"> </w:t>
+      </w:r>
+      <w:r>
+        <w:rPr>
+          <w:highlight w:val="none"/>
+        </w:rPr>
+        <w:t xml:space="preserve">하</w:t>
+      </w:r>
+      <w:r>
+        <w:rPr>
+          <w:highlight w:val="none"/>
+        </w:rPr>
+        <w:t xml:space="preserve">나</w:t>
+      </w:r>
+      <w:r>
+        <w:rPr>
+          <w:highlight w:val="none"/>
+        </w:rPr>
+        <w:t xml:space="preserve">에 </w:t>
+      </w:r>
+      <w:r>
+        <w:rPr>
+          <w:highlight w:val="none"/>
+        </w:rPr>
+        <w:t xml:space="preserve">매</w:t>
+      </w:r>
+      <w:r>
+        <w:rPr>
+          <w:highlight w:val="none"/>
+        </w:rPr>
+        <w:t xml:space="preserve">달</w:t>
+      </w:r>
+      <w:r>
+        <w:rPr>
+          <w:highlight w:val="none"/>
+        </w:rPr>
+        <w:t xml:space="preserve">려</w:t>
+      </w:r>
+      <w:r>
+        <w:rPr>
+          <w:highlight w:val="none"/>
+        </w:rPr>
+        <w:t xml:space="preserve">있</w:t>
+      </w:r>
+      <w:r>
+        <w:rPr>
+          <w:highlight w:val="none"/>
+        </w:rPr>
+        <w:t xml:space="preserve">는</w:t>
+      </w:r>
+      <w:r>
+        <w:rPr>
+          <w:highlight w:val="none"/>
+        </w:rPr>
+        <w:t xml:space="preserve"> </w:t>
+      </w:r>
+      <w:r>
+        <w:rPr>
+          <w:highlight w:val="none"/>
+        </w:rPr>
+        <w:t xml:space="preserve">것</w:t>
+      </w:r>
+      <w:r>
+        <w:rPr>
+          <w:highlight w:val="none"/>
+        </w:rPr>
+        <w:t xml:space="preserve">을 </w:t>
+      </w:r>
+      <w:r>
+        <w:rPr>
+          <w:highlight w:val="none"/>
+        </w:rPr>
+        <w:t xml:space="preserve">멀</w:t>
+      </w:r>
+      <w:r>
+        <w:rPr>
+          <w:highlight w:val="none"/>
+        </w:rPr>
+        <w:t xml:space="preserve">리</w:t>
+      </w:r>
+      <w:r>
+        <w:rPr>
+          <w:highlight w:val="none"/>
+        </w:rPr>
+        <w:t xml:space="preserve"> </w:t>
+      </w:r>
+      <w:r>
+        <w:rPr>
+          <w:highlight w:val="none"/>
+        </w:rPr>
+        <w:t xml:space="preserve">있</w:t>
+      </w:r>
+      <w:r>
+        <w:rPr>
+          <w:highlight w:val="none"/>
+        </w:rPr>
+        <w:t xml:space="preserve">는 </w:t>
+      </w:r>
+      <w:r>
+        <w:rPr>
+          <w:highlight w:val="none"/>
+        </w:rPr>
+        <w:t xml:space="preserve">카</w:t>
+      </w:r>
+      <w:r>
+        <w:rPr>
+          <w:highlight w:val="none"/>
+        </w:rPr>
+        <w:t xml:space="preserve">메</w:t>
+      </w:r>
+      <w:r>
+        <w:rPr>
+          <w:highlight w:val="none"/>
+        </w:rPr>
+        <w:t xml:space="preserve">라</w:t>
+      </w:r>
+      <w:r>
+        <w:rPr>
+          <w:highlight w:val="none"/>
+        </w:rPr>
+        <w:t xml:space="preserve">가 </w:t>
+      </w:r>
+      <w:r>
+        <w:rPr>
+          <w:highlight w:val="none"/>
+        </w:rPr>
+        <w:t xml:space="preserve">줌</w:t>
+      </w:r>
+      <w:r>
+        <w:rPr>
+          <w:highlight w:val="none"/>
+        </w:rPr>
+        <w:t xml:space="preserve">인</w:t>
+      </w:r>
+      <w:r>
+        <w:rPr>
+          <w:highlight w:val="none"/>
+        </w:rPr>
+        <w:t xml:space="preserve">하</w:t>
+      </w:r>
+      <w:r>
+        <w:rPr>
+          <w:highlight w:val="none"/>
+        </w:rPr>
+        <w:t xml:space="preserve">면</w:t>
+      </w:r>
+      <w:r>
+        <w:rPr>
+          <w:highlight w:val="none"/>
+        </w:rPr>
+        <w:t xml:space="preserve">서 </w:t>
+      </w:r>
+      <w:r>
+        <w:rPr>
+          <w:highlight w:val="none"/>
+        </w:rPr>
+        <w:t xml:space="preserve">서</w:t>
+      </w:r>
+      <w:r>
+        <w:rPr>
+          <w:highlight w:val="none"/>
+        </w:rPr>
+        <w:t xml:space="preserve">서</w:t>
+      </w:r>
+      <w:r>
+        <w:rPr>
+          <w:highlight w:val="none"/>
+        </w:rPr>
+        <w:t xml:space="preserve">히 </w:t>
+      </w:r>
+      <w:r>
+        <w:rPr>
+          <w:highlight w:val="none"/>
+        </w:rPr>
+        <w:t xml:space="preserve">하</w:t>
+      </w:r>
+      <w:r>
+        <w:rPr>
+          <w:highlight w:val="none"/>
+        </w:rPr>
+        <w:t xml:space="preserve">늘</w:t>
+      </w:r>
+      <w:r>
+        <w:rPr>
+          <w:highlight w:val="none"/>
+        </w:rPr>
+        <w:t xml:space="preserve">다</w:t>
+      </w:r>
+      <w:r>
+        <w:rPr>
+          <w:highlight w:val="none"/>
+        </w:rPr>
+        <w:t xml:space="preserve">람</w:t>
+      </w:r>
+      <w:r>
+        <w:rPr>
+          <w:highlight w:val="none"/>
+        </w:rPr>
+        <w:t xml:space="preserve">쥐</w:t>
+      </w:r>
+      <w:r>
+        <w:rPr>
+          <w:highlight w:val="none"/>
+        </w:rPr>
+        <w:t xml:space="preserve">에 </w:t>
+      </w:r>
+      <w:r>
+        <w:rPr>
+          <w:highlight w:val="none"/>
+        </w:rPr>
+        <w:t xml:space="preserve">대</w:t>
+      </w:r>
+      <w:r>
+        <w:rPr>
+          <w:highlight w:val="none"/>
+        </w:rPr>
+        <w:t xml:space="preserve">한 3</w:t>
+      </w:r>
+      <w:r>
+        <w:rPr>
+          <w:highlight w:val="none"/>
+        </w:rPr>
+        <w:t xml:space="preserve">인</w:t>
+      </w:r>
+      <w:r>
+        <w:rPr>
+          <w:highlight w:val="none"/>
+        </w:rPr>
+        <w:t xml:space="preserve">칭 </w:t>
+      </w:r>
+      <w:r>
+        <w:rPr>
+          <w:highlight w:val="none"/>
+        </w:rPr>
+        <w:t xml:space="preserve">플</w:t>
+      </w:r>
+      <w:r>
+        <w:rPr>
+          <w:highlight w:val="none"/>
+        </w:rPr>
         <w:t xml:space="preserve">레</w:t>
       </w:r>
       <w:r>
         <w:rPr>
           <w:highlight w:val="none"/>
         </w:rPr>
-        <w:t xml:space="preserve">벨 </w:t>
-      </w:r>
-      <w:r>
-        <w:rPr>
-          <w:highlight w:val="none"/>
-        </w:rPr>
-        <w:t xml:space="preserve">디</w:t>
-      </w:r>
-      <w:r>
-        <w:rPr>
-          <w:highlight w:val="none"/>
-        </w:rPr>
-        <w:t xml:space="preserve">자</w:t>
-      </w:r>
-      <w:r>
-        <w:rPr>
-          <w:highlight w:val="none"/>
-        </w:rPr>
-        <w:t xml:space="preserve">인</w:t>
-      </w:r>
-      <w:r>
-        <w:rPr>
-          <w:highlight w:val="none"/>
-        </w:rPr>
-      </w:r>
-      <w:r>
-        <w:rPr>
-          <w:highlight w:val="none"/>
-        </w:rPr>
+        <w:t xml:space="preserve">이 </w:t>
+      </w:r>
+      <w:r>
+        <w:rPr>
+          <w:highlight w:val="none"/>
+        </w:rPr>
+        <w:t xml:space="preserve">카</w:t>
+      </w:r>
+      <w:r>
+        <w:rPr>
+          <w:highlight w:val="none"/>
+        </w:rPr>
+        <w:t xml:space="preserve">메</w:t>
+      </w:r>
+      <w:r>
+        <w:rPr>
+          <w:highlight w:val="none"/>
+        </w:rPr>
+        <w:t xml:space="preserve">라 </w:t>
+      </w:r>
+      <w:r>
+        <w:rPr>
+          <w:highlight w:val="none"/>
+        </w:rPr>
+        <w:t xml:space="preserve">시</w:t>
+      </w:r>
+      <w:r>
+        <w:rPr>
+          <w:highlight w:val="none"/>
+        </w:rPr>
+        <w:t xml:space="preserve">점</w:t>
+      </w:r>
+      <w:r>
+        <w:rPr>
+          <w:highlight w:val="none"/>
+        </w:rPr>
+        <w:t xml:space="preserve">으</w:t>
+      </w:r>
+      <w:r>
+        <w:rPr>
+          <w:highlight w:val="none"/>
+        </w:rPr>
+        <w:t xml:space="preserve">로 </w:t>
+      </w:r>
+      <w:r>
+        <w:rPr>
+          <w:highlight w:val="none"/>
+        </w:rPr>
+        <w:t xml:space="preserve">바</w:t>
+      </w:r>
+      <w:r>
+        <w:rPr>
+          <w:highlight w:val="none"/>
+        </w:rPr>
+        <w:t xml:space="preserve">뀐</w:t>
+      </w:r>
+      <w:r>
+        <w:rPr>
+          <w:highlight w:val="none"/>
+        </w:rPr>
+        <w:t xml:space="preserve">다.</w:t>
+      </w:r>
+      <w:r>
+        <w:rPr>
+          <w:highlight w:val="none"/>
+        </w:rPr>
+      </w:r>
+    </w:p>
+    <w:p>
+      <w:pPr>
+        <w:pStyle w:val="668"/>
+        <w:numPr>
+          <w:ilvl w:val="2"/>
+          <w:numId w:val="1"/>
+        </w:numPr>
+        <w:pBdr/>
+        <w:spacing/>
+        <w:ind/>
+        <w:rPr>
+          <w:highlight w:val="none"/>
+        </w:rPr>
+      </w:pPr>
+      <w:r>
+        <w:rPr>
+          <w:highlight w:val="none"/>
+        </w:rPr>
+      </w:r>
+      <w:r>
+        <w:rPr>
+          <w:highlight w:val="none"/>
+        </w:rPr>
+        <w:t xml:space="preserve">하</w:t>
+      </w:r>
+      <w:r>
+        <w:rPr>
+          <w:highlight w:val="none"/>
+        </w:rPr>
+        <w:t xml:space="preserve">늘</w:t>
+      </w:r>
+      <w:r>
+        <w:rPr>
+          <w:highlight w:val="none"/>
+        </w:rPr>
+        <w:t xml:space="preserve">다</w:t>
+      </w:r>
+      <w:r>
+        <w:rPr>
+          <w:highlight w:val="none"/>
+        </w:rPr>
+        <w:t xml:space="preserve">람</w:t>
+      </w:r>
+      <w:r>
+        <w:rPr>
+          <w:highlight w:val="none"/>
+        </w:rPr>
+        <w:t xml:space="preserve">쥐</w:t>
+      </w:r>
+      <w:r>
+        <w:rPr>
+          <w:highlight w:val="none"/>
+        </w:rPr>
+        <w:t xml:space="preserve">를 </w:t>
+      </w:r>
+      <w:r>
+        <w:rPr>
+          <w:highlight w:val="none"/>
+        </w:rPr>
+        <w:t xml:space="preserve">컨</w:t>
+      </w:r>
+      <w:r>
+        <w:rPr>
+          <w:highlight w:val="none"/>
+        </w:rPr>
+        <w:t xml:space="preserve">트</w:t>
+      </w:r>
+      <w:r>
+        <w:rPr>
+          <w:highlight w:val="none"/>
+        </w:rPr>
+        <w:t xml:space="preserve">롤</w:t>
+      </w:r>
+      <w:r>
+        <w:rPr>
+          <w:highlight w:val="none"/>
+        </w:rPr>
+        <w:t xml:space="preserve">해</w:t>
+      </w:r>
+      <w:r>
+        <w:rPr>
+          <w:highlight w:val="none"/>
+        </w:rPr>
+        <w:t xml:space="preserve">서 </w:t>
+      </w:r>
+      <w:r>
+        <w:rPr>
+          <w:highlight w:val="none"/>
+        </w:rPr>
+        <w:t xml:space="preserve">이 </w:t>
+      </w:r>
+      <w:r>
+        <w:rPr>
+          <w:highlight w:val="none"/>
+        </w:rPr>
+        <w:t xml:space="preserve">지</w:t>
+      </w:r>
+      <w:r>
+        <w:rPr>
+          <w:highlight w:val="none"/>
+        </w:rPr>
+        <w:t xml:space="preserve">역</w:t>
+      </w:r>
+      <w:r>
+        <w:rPr>
+          <w:highlight w:val="none"/>
+        </w:rPr>
+        <w:t xml:space="preserve">의 </w:t>
+      </w:r>
+      <w:r>
+        <w:rPr>
+          <w:highlight w:val="none"/>
+        </w:rPr>
+        <w:t xml:space="preserve">반</w:t>
+      </w:r>
+      <w:r>
+        <w:rPr>
+          <w:highlight w:val="none"/>
+        </w:rPr>
+        <w:t xml:space="preserve">대</w:t>
+      </w:r>
+      <w:r>
+        <w:rPr>
+          <w:highlight w:val="none"/>
+        </w:rPr>
+        <w:t xml:space="preserve">편 </w:t>
+      </w:r>
+      <w:r>
+        <w:rPr>
+          <w:highlight w:val="none"/>
+        </w:rPr>
+        <w:t xml:space="preserve">쪽</w:t>
+      </w:r>
+      <w:r>
+        <w:rPr>
+          <w:highlight w:val="none"/>
+        </w:rPr>
+        <w:t xml:space="preserve">의 </w:t>
+      </w:r>
+      <w:r>
+        <w:rPr>
+          <w:highlight w:val="none"/>
+        </w:rPr>
+        <w:t xml:space="preserve">다</w:t>
+      </w:r>
+      <w:r>
+        <w:rPr>
+          <w:highlight w:val="none"/>
+        </w:rPr>
+        <w:t xml:space="preserve">음 </w:t>
+      </w:r>
+      <w:r>
+        <w:rPr>
+          <w:highlight w:val="none"/>
+        </w:rPr>
+        <w:t xml:space="preserve">지</w:t>
+      </w:r>
+      <w:r>
+        <w:rPr>
+          <w:highlight w:val="none"/>
+        </w:rPr>
+        <w:t xml:space="preserve">역</w:t>
+      </w:r>
+      <w:r>
+        <w:rPr>
+          <w:highlight w:val="none"/>
+        </w:rPr>
+        <w:t xml:space="preserve">으</w:t>
+      </w:r>
+      <w:r>
+        <w:rPr>
+          <w:highlight w:val="none"/>
+        </w:rPr>
+        <w:t xml:space="preserve">로 </w:t>
+      </w:r>
+      <w:r>
+        <w:rPr>
+          <w:highlight w:val="none"/>
+        </w:rPr>
+        <w:t xml:space="preserve">가</w:t>
+      </w:r>
+      <w:r>
+        <w:rPr>
+          <w:highlight w:val="none"/>
+        </w:rPr>
+        <w:t xml:space="preserve">는 </w:t>
+      </w:r>
+      <w:r>
+        <w:rPr>
+          <w:highlight w:val="none"/>
+        </w:rPr>
+        <w:t xml:space="preserve">병</w:t>
+      </w:r>
+      <w:r>
+        <w:rPr>
+          <w:highlight w:val="none"/>
+        </w:rPr>
+        <w:t xml:space="preserve">목</w:t>
+      </w:r>
+      <w:r>
+        <w:rPr>
+          <w:highlight w:val="none"/>
+        </w:rPr>
+        <w:t xml:space="preserve">지</w:t>
+      </w:r>
+      <w:r>
+        <w:rPr>
+          <w:highlight w:val="none"/>
+        </w:rPr>
+        <w:t xml:space="preserve">점</w:t>
+      </w:r>
+      <w:r>
+        <w:rPr>
+          <w:highlight w:val="none"/>
+        </w:rPr>
+        <w:t xml:space="preserve">까</w:t>
+      </w:r>
+      <w:r>
+        <w:rPr>
+          <w:highlight w:val="none"/>
+        </w:rPr>
+        <w:t xml:space="preserve">지 </w:t>
+      </w:r>
+      <w:r>
+        <w:rPr>
+          <w:highlight w:val="none"/>
+        </w:rPr>
+        <w:t xml:space="preserve">가</w:t>
+      </w:r>
+      <w:r>
+        <w:rPr>
+          <w:highlight w:val="none"/>
+        </w:rPr>
+        <w:t xml:space="preserve">면 </w:t>
+      </w:r>
+      <w:r>
+        <w:rPr>
+          <w:highlight w:val="none"/>
+        </w:rPr>
+        <w:t xml:space="preserve">다</w:t>
+      </w:r>
+      <w:r>
+        <w:rPr>
+          <w:highlight w:val="none"/>
+        </w:rPr>
+        <w:t xml:space="preserve">음 </w:t>
+      </w:r>
+      <w:r>
+        <w:rPr>
+          <w:highlight w:val="none"/>
+        </w:rPr>
+        <w:t xml:space="preserve">지</w:t>
+      </w:r>
+      <w:r>
+        <w:rPr>
+          <w:highlight w:val="none"/>
+        </w:rPr>
+        <w:t xml:space="preserve">역(</w:t>
+      </w:r>
+      <w:r>
+        <w:rPr>
+          <w:highlight w:val="none"/>
+        </w:rPr>
+        <w:t xml:space="preserve">레</w:t>
+      </w:r>
+      <w:r>
+        <w:rPr>
+          <w:highlight w:val="none"/>
+        </w:rPr>
+        <w:t xml:space="preserve">벨)</w:t>
+      </w:r>
+      <w:r>
+        <w:rPr>
+          <w:highlight w:val="none"/>
+        </w:rPr>
+        <w:t xml:space="preserve">로 </w:t>
+      </w:r>
+      <w:r>
+        <w:rPr>
+          <w:highlight w:val="none"/>
+        </w:rPr>
+        <w:t xml:space="preserve">전</w:t>
+      </w:r>
+      <w:r>
+        <w:rPr>
+          <w:highlight w:val="none"/>
+        </w:rPr>
+        <w:t xml:space="preserve">환</w:t>
+      </w:r>
+      <w:r>
+        <w:rPr>
+          <w:highlight w:val="none"/>
+        </w:rPr>
+        <w:t xml:space="preserve">된</w:t>
+      </w:r>
+      <w:r>
+        <w:rPr>
+          <w:highlight w:val="none"/>
+        </w:rPr>
+        <w:t xml:space="preserve">다.</w:t>
+      </w:r>
+      <w:r>
+        <w:rPr>
+          <w:highlight w:val="none"/>
+        </w:rPr>
+      </w:r>
+    </w:p>
+    <w:p>
+      <w:pPr>
+        <w:pStyle w:val="668"/>
+        <w:numPr>
+          <w:ilvl w:val="2"/>
+          <w:numId w:val="1"/>
+        </w:numPr>
+        <w:pBdr/>
+        <w:spacing/>
+        <w:ind/>
+        <w:rPr>
+          <w:highlight w:val="none"/>
+        </w:rPr>
+      </w:pPr>
+      <w:r>
+        <w:rPr>
+          <w:highlight w:val="none"/>
+        </w:rPr>
+        <w:t xml:space="preserve">하</w:t>
+      </w:r>
+      <w:r>
+        <w:rPr>
+          <w:highlight w:val="none"/>
+        </w:rPr>
+        <w:t xml:space="preserve">늘 </w:t>
+      </w:r>
+      <w:r>
+        <w:rPr>
+          <w:highlight w:val="none"/>
+        </w:rPr>
+        <w:t xml:space="preserve">다</w:t>
+      </w:r>
+      <w:r>
+        <w:rPr>
+          <w:highlight w:val="none"/>
+        </w:rPr>
+        <w:t xml:space="preserve">람</w:t>
+      </w:r>
+      <w:r>
+        <w:rPr>
+          <w:highlight w:val="none"/>
+        </w:rPr>
+        <w:t xml:space="preserve">쥐</w:t>
+      </w:r>
+      <w:r>
+        <w:rPr>
+          <w:highlight w:val="none"/>
+        </w:rPr>
+        <w:t xml:space="preserve">는 </w:t>
+      </w:r>
+      <w:r>
+        <w:rPr>
+          <w:highlight w:val="none"/>
+        </w:rPr>
+        <w:t xml:space="preserve">여</w:t>
+      </w:r>
+      <w:r>
+        <w:rPr>
+          <w:highlight w:val="none"/>
+        </w:rPr>
+        <w:t xml:space="preserve">기</w:t>
+      </w:r>
+      <w:r>
+        <w:rPr>
+          <w:highlight w:val="none"/>
+        </w:rPr>
+        <w:t xml:space="preserve">저</w:t>
+      </w:r>
+      <w:r>
+        <w:rPr>
+          <w:highlight w:val="none"/>
+        </w:rPr>
+        <w:t xml:space="preserve">기</w:t>
+      </w:r>
+      <w:r>
+        <w:rPr>
+          <w:highlight w:val="none"/>
+        </w:rPr>
+        <w:t xml:space="preserve">의 </w:t>
+      </w:r>
+      <w:r>
+        <w:rPr>
+          <w:highlight w:val="none"/>
+        </w:rPr>
+        <w:t xml:space="preserve">소</w:t>
+      </w:r>
+      <w:r>
+        <w:rPr>
+          <w:highlight w:val="none"/>
+        </w:rPr>
+        <w:t xml:space="preserve">나</w:t>
+      </w:r>
+      <w:r>
+        <w:rPr>
+          <w:highlight w:val="none"/>
+        </w:rPr>
+        <w:t xml:space="preserve">무(Interactive Object – a ‘</w:t>
+      </w:r>
+      <w:r>
+        <w:rPr>
+          <w:highlight w:val="none"/>
+        </w:rPr>
+        <w:t xml:space="preserve">나</w:t>
+      </w:r>
+      <w:r>
+        <w:rPr>
+          <w:highlight w:val="none"/>
+        </w:rPr>
+        <w:t xml:space="preserve">무’</w:t>
+      </w:r>
+      <w:r>
+        <w:rPr>
+          <w:highlight w:val="none"/>
+        </w:rPr>
+        <w:t xml:space="preserve">의 </w:t>
+      </w:r>
+      <w:r>
+        <w:rPr>
+          <w:highlight w:val="none"/>
+        </w:rPr>
+        <w:t xml:space="preserve">일</w:t>
+      </w:r>
+      <w:r>
+        <w:rPr>
+          <w:highlight w:val="none"/>
+        </w:rPr>
+        <w:t xml:space="preserve">종)</w:t>
+      </w:r>
+      <w:r>
+        <w:rPr>
+          <w:highlight w:val="none"/>
+        </w:rPr>
+        <w:t xml:space="preserve"> </w:t>
+      </w:r>
+      <w:r>
+        <w:rPr>
+          <w:highlight w:val="none"/>
+        </w:rPr>
+        <w:t xml:space="preserve">사</w:t>
+      </w:r>
+      <w:r>
+        <w:rPr>
+          <w:highlight w:val="none"/>
+        </w:rPr>
+        <w:t xml:space="preserve">이</w:t>
+      </w:r>
+      <w:r>
+        <w:rPr>
+          <w:highlight w:val="none"/>
+        </w:rPr>
+        <w:t xml:space="preserve">를 </w:t>
+      </w:r>
+      <w:r>
+        <w:rPr>
+          <w:highlight w:val="none"/>
+        </w:rPr>
+        <w:t xml:space="preserve">활</w:t>
+      </w:r>
+      <w:r>
+        <w:rPr>
+          <w:highlight w:val="none"/>
+        </w:rPr>
+        <w:t xml:space="preserve">강</w:t>
+      </w:r>
+      <w:r>
+        <w:rPr>
+          <w:highlight w:val="none"/>
+        </w:rPr>
+        <w:t xml:space="preserve">하</w:t>
+      </w:r>
+      <w:r>
+        <w:rPr>
+          <w:highlight w:val="none"/>
+        </w:rPr>
+        <w:t xml:space="preserve">면</w:t>
+      </w:r>
+      <w:r>
+        <w:rPr>
+          <w:highlight w:val="none"/>
+        </w:rPr>
+        <w:t xml:space="preserve">서 </w:t>
+      </w:r>
+      <w:r>
+        <w:rPr>
+          <w:highlight w:val="none"/>
+        </w:rPr>
+        <w:t xml:space="preserve">목</w:t>
+      </w:r>
+      <w:r>
+        <w:rPr>
+          <w:highlight w:val="none"/>
+        </w:rPr>
+        <w:t xml:space="preserve">적</w:t>
+      </w:r>
+      <w:r>
+        <w:rPr>
+          <w:highlight w:val="none"/>
+        </w:rPr>
+        <w:t xml:space="preserve">지</w:t>
+      </w:r>
+      <w:r>
+        <w:rPr>
+          <w:highlight w:val="none"/>
+        </w:rPr>
+        <w:t xml:space="preserve">까</w:t>
+      </w:r>
+      <w:r>
+        <w:rPr>
+          <w:highlight w:val="none"/>
+        </w:rPr>
+        <w:t xml:space="preserve">지 </w:t>
+      </w:r>
+      <w:r>
+        <w:rPr>
+          <w:highlight w:val="none"/>
+        </w:rPr>
+        <w:t xml:space="preserve">이</w:t>
+      </w:r>
+      <w:r>
+        <w:rPr>
+          <w:highlight w:val="none"/>
+        </w:rPr>
+        <w:t xml:space="preserve">동</w:t>
+      </w:r>
+      <w:r>
+        <w:rPr>
+          <w:highlight w:val="none"/>
+        </w:rPr>
+        <w:t xml:space="preserve">해</w:t>
+      </w:r>
+      <w:r>
+        <w:rPr>
+          <w:highlight w:val="none"/>
+        </w:rPr>
+        <w:t xml:space="preserve">야</w:t>
+      </w:r>
+      <w:r>
+        <w:rPr>
+          <w:highlight w:val="none"/>
+        </w:rPr>
+        <w:t xml:space="preserve">한</w:t>
+      </w:r>
+      <w:r>
+        <w:rPr>
+          <w:highlight w:val="none"/>
+        </w:rPr>
+        <w:t xml:space="preserve">다.</w:t>
       </w:r>
       <w:r>
         <w:rPr>

--- a/flyingsquirrel.docx
+++ b/flyingsquirrel.docx
@@ -995,44 +995,163 @@
         <w:rPr>
           <w:highlight w:val="none"/>
         </w:rPr>
-      </w:r>
-      <w:r>
-        <w:rPr>
-          <w:highlight w:val="none"/>
-        </w:rPr>
-        <w:t xml:space="preserve">스</w:t>
-      </w:r>
-      <w:r>
-        <w:rPr>
-          <w:highlight w:val="none"/>
-        </w:rPr>
-        <w:t xml:space="preserve">토</w:t>
-      </w:r>
-      <w:r>
-        <w:rPr>
-          <w:highlight w:val="none"/>
-        </w:rPr>
-        <w:t xml:space="preserve">리</w:t>
-      </w:r>
-      <w:r>
-        <w:rPr>
-          <w:highlight w:val="none"/>
-        </w:rPr>
-      </w:r>
-      <w:r>
-        <w:rPr>
-          <w:highlight w:val="none"/>
-        </w:rPr>
-      </w:r>
-      <w:r>
-        <w:rPr>
-          <w:highlight w:val="none"/>
-        </w:rPr>
-      </w:r>
-      <w:r>
-        <w:rPr>
-          <w:highlight w:val="none"/>
-        </w:rPr>
+        <w:t xml:space="preserve">조작</w:t>
+      </w:r>
+      <w:r>
+        <w:rPr>
+          <w:highlight w:val="none"/>
+        </w:rPr>
+      </w:r>
+    </w:p>
+    <w:p>
+      <w:pPr>
+        <w:pStyle w:val="668"/>
+        <w:numPr>
+          <w:ilvl w:val="1"/>
+          <w:numId w:val="1"/>
+        </w:numPr>
+        <w:pBdr/>
+        <w:spacing/>
+        <w:ind/>
+        <w:rPr>
+          <w:highlight w:val="none"/>
+        </w:rPr>
+      </w:pPr>
+      <w:r>
+        <w:rPr>
+          <w:highlight w:val="none"/>
+        </w:rPr>
+        <w:t xml:space="preserve">이동</w:t>
+      </w:r>
+      <w:r>
+        <w:rPr>
+          <w:highlight w:val="none"/>
+        </w:rPr>
+      </w:r>
+    </w:p>
+    <w:p>
+      <w:pPr>
+        <w:pStyle w:val="668"/>
+        <w:numPr>
+          <w:ilvl w:val="1"/>
+          <w:numId w:val="1"/>
+        </w:numPr>
+        <w:pBdr/>
+        <w:spacing/>
+        <w:ind/>
+        <w:rPr>
+          <w:highlight w:val="none"/>
+        </w:rPr>
+      </w:pPr>
+      <w:r>
+        <w:rPr>
+          <w:highlight w:val="none"/>
+        </w:rPr>
+        <w:t xml:space="preserve">카메라</w:t>
+      </w:r>
+      <w:r>
+        <w:rPr>
+          <w:highlight w:val="none"/>
+        </w:rPr>
+      </w:r>
+    </w:p>
+    <w:p>
+      <w:pPr>
+        <w:pStyle w:val="668"/>
+        <w:numPr>
+          <w:ilvl w:val="1"/>
+          <w:numId w:val="1"/>
+        </w:numPr>
+        <w:pBdr/>
+        <w:spacing/>
+        <w:ind/>
+        <w:rPr>
+          <w:highlight w:val="none"/>
+        </w:rPr>
+      </w:pPr>
+      <w:r>
+        <w:rPr>
+          <w:highlight w:val="none"/>
+        </w:rPr>
+        <w:t xml:space="preserve">점프</w:t>
+      </w:r>
+      <w:r>
+        <w:rPr>
+          <w:highlight w:val="none"/>
+        </w:rPr>
+      </w:r>
+    </w:p>
+    <w:p>
+      <w:pPr>
+        <w:pStyle w:val="668"/>
+        <w:numPr>
+          <w:ilvl w:val="1"/>
+          <w:numId w:val="1"/>
+        </w:numPr>
+        <w:pBdr/>
+        <w:spacing/>
+        <w:ind/>
+        <w:rPr>
+          <w:highlight w:val="none"/>
+        </w:rPr>
+      </w:pPr>
+      <w:r>
+        <w:rPr>
+          <w:highlight w:val="none"/>
+        </w:rPr>
+        <w:t xml:space="preserve">활공</w:t>
+      </w:r>
+      <w:r>
+        <w:rPr>
+          <w:highlight w:val="none"/>
+        </w:rPr>
+      </w:r>
+    </w:p>
+    <w:p>
+      <w:pPr>
+        <w:pStyle w:val="668"/>
+        <w:numPr>
+          <w:ilvl w:val="1"/>
+          <w:numId w:val="1"/>
+        </w:numPr>
+        <w:pBdr/>
+        <w:spacing/>
+        <w:ind/>
+        <w:rPr>
+          <w:highlight w:val="none"/>
+        </w:rPr>
+      </w:pPr>
+      <w:r>
+        <w:rPr>
+          <w:highlight w:val="none"/>
+        </w:rPr>
+        <w:t xml:space="preserve">나무 오르내리기</w:t>
+      </w:r>
+      <w:r>
+        <w:rPr>
+          <w:highlight w:val="none"/>
+        </w:rPr>
+      </w:r>
+    </w:p>
+    <w:p>
+      <w:pPr>
+        <w:pStyle w:val="668"/>
+        <w:numPr>
+          <w:ilvl w:val="1"/>
+          <w:numId w:val="1"/>
+        </w:numPr>
+        <w:pBdr/>
+        <w:spacing/>
+        <w:ind/>
+        <w:rPr>
+          <w:highlight w:val="none"/>
+        </w:rPr>
+      </w:pPr>
+      <w:r>
+        <w:rPr>
+          <w:highlight w:val="none"/>
+        </w:rPr>
+        <w:t xml:space="preserve">위 기능의 키 매핑은 잠정이며 아직 확정되지 않았다. 현재 매핑이 직관적이지 않아 개편 중이다.</w:t>
       </w:r>
       <w:r>
         <w:rPr>
@@ -1058,36 +1177,7 @@
         <w:rPr>
           <w:highlight w:val="none"/>
         </w:rPr>
-      </w:r>
-      <w:r>
-        <w:rPr>
-          <w:highlight w:val="none"/>
-        </w:rPr>
-        <w:t xml:space="preserve">등</w:t>
-      </w:r>
-      <w:r>
-        <w:rPr>
-          <w:highlight w:val="none"/>
-        </w:rPr>
-        <w:t xml:space="preserve">장 </w:t>
-      </w:r>
-      <w:r>
-        <w:rPr>
-          <w:highlight w:val="none"/>
-        </w:rPr>
-        <w:t xml:space="preserve">캐</w:t>
-      </w:r>
-      <w:r>
-        <w:rPr>
-          <w:highlight w:val="none"/>
-        </w:rPr>
-        <w:t xml:space="preserve">릭</w:t>
-      </w:r>
-      <w:r>
-        <w:rPr>
-          <w:highlight w:val="none"/>
-        </w:rPr>
-        <w:t xml:space="preserve">터 :</w:t>
+        <w:t xml:space="preserve">게임 오버</w:t>
       </w:r>
       <w:r>
         <w:rPr>
@@ -1113,6 +1203,176 @@
         <w:rPr>
           <w:highlight w:val="none"/>
         </w:rPr>
+        <w:t xml:space="preserve">하늘다람쥐가 눈밭인 땅에 떨어지면 눈에 파묻혀서 게임 오버가 된다.</w:t>
+      </w:r>
+      <w:r>
+        <w:rPr>
+          <w:highlight w:val="none"/>
+        </w:rPr>
+      </w:r>
+    </w:p>
+    <w:p>
+      <w:pPr>
+        <w:pStyle w:val="668"/>
+        <w:numPr>
+          <w:ilvl w:val="1"/>
+          <w:numId w:val="1"/>
+        </w:numPr>
+        <w:pBdr/>
+        <w:spacing/>
+        <w:ind/>
+        <w:rPr>
+          <w:highlight w:val="none"/>
+        </w:rPr>
+      </w:pPr>
+      <w:r>
+        <w:rPr>
+          <w:highlight w:val="none"/>
+        </w:rPr>
+        <w:t xml:space="preserve">눈에 파묻히는 연출이 있다.</w:t>
+      </w:r>
+      <w:r>
+        <w:rPr>
+          <w:highlight w:val="none"/>
+        </w:rPr>
+      </w:r>
+    </w:p>
+    <w:p>
+      <w:pPr>
+        <w:pStyle w:val="668"/>
+        <w:numPr>
+          <w:ilvl w:val="0"/>
+          <w:numId w:val="1"/>
+        </w:numPr>
+        <w:pBdr/>
+        <w:spacing/>
+        <w:ind/>
+        <w:rPr>
+          <w:highlight w:val="none"/>
+        </w:rPr>
+      </w:pPr>
+      <w:r>
+        <w:rPr>
+          <w:highlight w:val="none"/>
+        </w:rPr>
+      </w:r>
+      <w:r>
+        <w:rPr>
+          <w:highlight w:val="none"/>
+        </w:rPr>
+        <w:t xml:space="preserve">스</w:t>
+      </w:r>
+      <w:r>
+        <w:rPr>
+          <w:highlight w:val="none"/>
+        </w:rPr>
+        <w:t xml:space="preserve">토</w:t>
+      </w:r>
+      <w:r>
+        <w:rPr>
+          <w:highlight w:val="none"/>
+        </w:rPr>
+        <w:t xml:space="preserve">리</w:t>
+      </w:r>
+      <w:r>
+        <w:rPr>
+          <w:highlight w:val="none"/>
+        </w:rPr>
+      </w:r>
+      <w:r>
+        <w:rPr>
+          <w:highlight w:val="none"/>
+        </w:rPr>
+      </w:r>
+      <w:r>
+        <w:rPr>
+          <w:highlight w:val="none"/>
+        </w:rPr>
+      </w:r>
+      <w:r>
+        <w:rPr>
+          <w:highlight w:val="none"/>
+        </w:rPr>
+      </w:r>
+      <w:r>
+        <w:rPr>
+          <w:highlight w:val="none"/>
+        </w:rPr>
+      </w:r>
+    </w:p>
+    <w:p>
+      <w:pPr>
+        <w:pStyle w:val="668"/>
+        <w:numPr>
+          <w:ilvl w:val="0"/>
+          <w:numId w:val="1"/>
+        </w:numPr>
+        <w:pBdr/>
+        <w:spacing/>
+        <w:ind/>
+        <w:rPr>
+          <w:highlight w:val="none"/>
+        </w:rPr>
+      </w:pPr>
+      <w:r>
+        <w:rPr>
+          <w:highlight w:val="none"/>
+        </w:rPr>
+      </w:r>
+      <w:r>
+        <w:rPr>
+          <w:highlight w:val="none"/>
+        </w:rPr>
+        <w:t xml:space="preserve">등</w:t>
+      </w:r>
+      <w:r>
+        <w:rPr>
+          <w:highlight w:val="none"/>
+        </w:rPr>
+        <w:t xml:space="preserve">장 </w:t>
+      </w:r>
+      <w:r>
+        <w:rPr>
+          <w:highlight w:val="none"/>
+        </w:rPr>
+        <w:t xml:space="preserve">캐</w:t>
+      </w:r>
+      <w:r>
+        <w:rPr>
+          <w:highlight w:val="none"/>
+        </w:rPr>
+        <w:t xml:space="preserve">릭</w:t>
+      </w:r>
+      <w:r>
+        <w:rPr>
+          <w:highlight w:val="none"/>
+        </w:rPr>
+        <w:t xml:space="preserve">터 :</w:t>
+      </w:r>
+      <w:r>
+        <w:rPr>
+          <w:highlight w:val="none"/>
+        </w:rPr>
+      </w:r>
+    </w:p>
+    <w:p>
+      <w:pPr>
+        <w:pStyle w:val="668"/>
+        <w:numPr>
+          <w:ilvl w:val="1"/>
+          <w:numId w:val="1"/>
+        </w:numPr>
+        <w:pBdr/>
+        <w:spacing/>
+        <w:ind/>
+        <w:rPr>
+          <w:highlight w:val="none"/>
+        </w:rPr>
+      </w:pPr>
+      <w:r>
+        <w:rPr>
+          <w:highlight w:val="none"/>
+        </w:rPr>
         <w:t xml:space="preserve">하</w:t>
       </w:r>
       <w:r>
@@ -1385,6 +1645,58 @@
           <w:highlight w:val="none"/>
         </w:rPr>
         <w:t xml:space="preserve">모</w:t>
+      </w:r>
+      <w:r>
+        <w:rPr>
+          <w:highlight w:val="none"/>
+        </w:rPr>
+      </w:r>
+    </w:p>
+    <w:p>
+      <w:pPr>
+        <w:pStyle w:val="668"/>
+        <w:numPr>
+          <w:ilvl w:val="2"/>
+          <w:numId w:val="1"/>
+        </w:numPr>
+        <w:pBdr/>
+        <w:spacing/>
+        <w:ind/>
+        <w:rPr>
+          <w:highlight w:val="none"/>
+        </w:rPr>
+      </w:pPr>
+      <w:r>
+        <w:rPr>
+          <w:highlight w:val="none"/>
+        </w:rPr>
+        <w:t xml:space="preserve">크기는 나무 단면의 1/32 정도이다. (구체적인 수치는 미정)</w:t>
+      </w:r>
+      <w:r>
+        <w:rPr>
+          <w:highlight w:val="none"/>
+        </w:rPr>
+      </w:r>
+    </w:p>
+    <w:p>
+      <w:pPr>
+        <w:pStyle w:val="668"/>
+        <w:numPr>
+          <w:ilvl w:val="2"/>
+          <w:numId w:val="1"/>
+        </w:numPr>
+        <w:pBdr/>
+        <w:spacing/>
+        <w:ind/>
+        <w:rPr>
+          <w:highlight w:val="none"/>
+        </w:rPr>
+      </w:pPr>
+      <w:r>
+        <w:rPr>
+          <w:highlight w:val="none"/>
+        </w:rPr>
+        <w:t xml:space="preserve">확정(2026-08-31) : 다람쥐 폭 : 기둥 밑동 지름 = 1 : 16. 위 ‘나무 단면의 1/32’ 표기는 무효가 되었다. 나무 규격 수치는 Interactive Object &gt; 나무 항목 참조.</w:t>
       </w:r>
       <w:r>
         <w:rPr>
@@ -4377,6 +4689,162 @@
         <w:rPr>
           <w:highlight w:val="none"/>
         </w:rPr>
+      </w:r>
+      <w:r>
+        <w:rPr>
+          <w:highlight w:val="none"/>
+        </w:rPr>
+      </w:r>
+    </w:p>
+    <w:p>
+      <w:pPr>
+        <w:pStyle w:val="668"/>
+        <w:numPr>
+          <w:ilvl w:val="2"/>
+          <w:numId w:val="1"/>
+        </w:numPr>
+        <w:pBdr/>
+        <w:spacing/>
+        <w:ind/>
+        <w:rPr>
+          <w:highlight w:val="none"/>
+        </w:rPr>
+      </w:pPr>
+      <w:r>
+        <w:rPr>
+          <w:highlight w:val="none"/>
+        </w:rPr>
+        <w:t xml:space="preserve">나무의 크기를 키운다. 하늘다람쥐가 나무 단면의 1/32 정도가 되는 크기를 기준으로 한다. (높이·기둥 굵기의 구체적인 수치는 미정)</w:t>
+      </w:r>
+      <w:r>
+        <w:rPr>
+          <w:highlight w:val="none"/>
+        </w:rPr>
+      </w:r>
+    </w:p>
+    <w:p>
+      <w:pPr>
+        <w:pStyle w:val="668"/>
+        <w:numPr>
+          <w:ilvl w:val="2"/>
+          <w:numId w:val="1"/>
+        </w:numPr>
+        <w:pBdr/>
+        <w:spacing/>
+        <w:ind/>
+        <w:rPr>
+          <w:highlight w:val="none"/>
+        </w:rPr>
+      </w:pPr>
+      <w:r>
+        <w:rPr>
+          <w:highlight w:val="none"/>
+        </w:rPr>
+        <w:t xml:space="preserve">나무 규격 확정(2026-08-31) : 다람쥐 폭 : 기둥 밑동 지름 = 1 : 16. 위 ‘나무 단면의 1/32’ 표기는 무효가 되었다.</w:t>
+      </w:r>
+      <w:r>
+        <w:rPr>
+          <w:highlight w:val="none"/>
+        </w:rPr>
+      </w:r>
+    </w:p>
+    <w:p>
+      <w:pPr>
+        <w:pStyle w:val="668"/>
+        <w:numPr>
+          <w:ilvl w:val="2"/>
+          <w:numId w:val="1"/>
+        </w:numPr>
+        <w:pBdr/>
+        <w:spacing/>
+        <w:ind/>
+        <w:rPr>
+          <w:highlight w:val="none"/>
+        </w:rPr>
+      </w:pPr>
+      <w:r>
+        <w:rPr>
+          <w:highlight w:val="none"/>
+        </w:rPr>
+        <w:t xml:space="preserve">확정 수치 : 나무 높이 349.4 m / 밑동 지름 19.35 m / 수관 폭 201.4 m / 최하단 가지 높이 106.4 m.</w:t>
+      </w:r>
+      <w:r>
+        <w:rPr>
+          <w:highlight w:val="none"/>
+        </w:rPr>
+      </w:r>
+    </w:p>
+    <w:p>
+      <w:pPr>
+        <w:pStyle w:val="668"/>
+        <w:numPr>
+          <w:ilvl w:val="2"/>
+          <w:numId w:val="1"/>
+        </w:numPr>
+        <w:pBdr/>
+        <w:spacing/>
+        <w:ind/>
+        <w:rPr>
+          <w:highlight w:val="none"/>
+        </w:rPr>
+      </w:pPr>
+      <w:r>
+        <w:rPr>
+          <w:highlight w:val="none"/>
+        </w:rPr>
+        <w:t xml:space="preserve">파생 수치(참고용, 활공비 4.375:1 기준) : 한 번 활공 거리 1529 m, 현재 이동 속도로 꼭대기까지 걸어 오르기 77.6초. (오르기 속도는 별도로 정하는 중)</w:t>
+      </w:r>
+      <w:r>
+        <w:rPr>
+          <w:highlight w:val="none"/>
+        </w:rPr>
+      </w:r>
+    </w:p>
+    <w:p>
+      <w:pPr>
+        <w:pStyle w:val="668"/>
+        <w:numPr>
+          <w:ilvl w:val="2"/>
+          <w:numId w:val="1"/>
+        </w:numPr>
+        <w:pBdr/>
+        <w:spacing/>
+        <w:ind/>
+        <w:rPr>
+          <w:highlight w:val="none"/>
+        </w:rPr>
+      </w:pPr>
+      <w:r>
+        <w:rPr>
+          <w:highlight w:val="none"/>
+        </w:rPr>
+        <w:t xml:space="preserve">구 잠정치(나무 높이 18 m / 밑동 반지름 0.5 m / 나무 간격 20 m) → 무효. 위 확정 수치로 대체한다.</w:t>
+      </w:r>
+      <w:r>
+        <w:rPr>
+          <w:highlight w:val="none"/>
+        </w:rPr>
+      </w:r>
+    </w:p>
+    <w:p>
+      <w:pPr>
+        <w:pStyle w:val="668"/>
+        <w:numPr>
+          <w:ilvl w:val="2"/>
+          <w:numId w:val="1"/>
+        </w:numPr>
+        <w:pBdr/>
+        <w:spacing/>
+        <w:ind/>
+        <w:rPr>
+          <w:highlight w:val="none"/>
+        </w:rPr>
+      </w:pPr>
+      <w:r>
+        <w:rPr>
+          <w:highlight w:val="none"/>
+        </w:rPr>
+        <w:t xml:space="preserve">결정 경위 : 사용자가 N=4 / 8 / 16 / 32 비교 렌더를 보고 N=16 을 선택함(2026-08-31). PD 추천은 N=4 였으나 사용자 판단을 따름.</w:t>
       </w:r>
       <w:r>
         <w:rPr>
